--- a/data_set/TEST_0/stego_method_6_TEST_0.docx
+++ b/data_set/TEST_0/stego_method_6_TEST_0.docx
@@ -8,83 +8,10 @@
         <w:jc w:val="both"/>
       </w:pPr>
       <w:r>
-        <w:t>Intelligence in War</w:t>
-      </w:r>
-    </w:p>
-    <w:p>
-      <w:pPr>
-        <w:jc w:val="both"/>
-      </w:pPr>
-      <w:r>
-        <w:t>By "intelligence" we mean every sort of information about the enemy and his country</w:t>
-      </w:r>
-      <w:r>
-        <w:t xml:space="preserve"> </w:t>
-      </w:r>
-      <w:r>
-        <w:t>-</w:t>
-      </w:r>
-      <w:r>
-        <w:t xml:space="preserve"> </w:t>
-      </w:r>
-      <w:r>
-        <w:t>the basis, in short of our own plans and operations. If we consider the actual basis of this information, how unreliable and transient it is, we soon realize that war is a flimsy structure that can easily collapse and bury us in its ruins. The textbooks agree, of course, that we should only believe reliable intelligence, and should never cease to be suspicious, but what is the use of such feeble maxims? They belong to that wisdom which for want of anything better scribblers of systems and compendia resort to when they run out of ideas.</w:t>
-      </w:r>
-    </w:p>
-    <w:p>
-      <w:pPr>
-        <w:jc w:val="both"/>
-      </w:pPr>
-      <w:r>
-        <w:t>Many intelligence reports in war are contradictory; even more are false, and most are uncertain. What one can reasonably ask of an officer is that he should possess a standard of judgment, which he can gain only from knowledge of men and affairs and from common sense. He should be guided by the laws of probability. These are difficult enough to apply when plans are drafted in an office, far from the sphere of action; the task becomes infinitely harder in the thick of fighting itself, with reports streaming in. At such times one is lucky if their contradictions cancel each other out and leave a kind of balance to be critically assessed. It is much worse for the novice if chance does not help him in that way, and on the contrary one report tallies with another, confirms it, magnifies it, lends it colour, till he has to make a quick decision-which is soon recognized to be mistaken, just as the reports turn out to be lies, exaggerations, errors, and so on. In short, most intelligence is false, and the effect of fear is to multiply lies and inaccuracies. As a rule, most men would rather believe bad news than good and rather tend to exaggerate the bad news. The dangers that are reported may soon, like waves, subside; but like waves they keep recurring, without apparent reason. The commander must trust his judgment and stand like a rock on which the waves break in vain. It is not an easy thing to do. If he does not have a buoyant disposition, if experience of war has not trained him and matured his judgment, he had better make it a rule to suppress his personal convictions and give his hopes and not his fears the benefit of the doubt. Only thus can he preserve a proper balance.</w:t>
-      </w:r>
-    </w:p>
-    <w:p>
-      <w:pPr>
-        <w:jc w:val="both"/>
-      </w:pPr>
-      <w:r>
-        <w:t xml:space="preserve">This difficulty of accurate recognition constitutes one of the most serious sources of friction in war, by making things appear entirely different from what one had expected. The senses make a more vivid impression on the mind than systematic thought-so much so that I doubt if a commander ever launched an operation of any magnitude without being forced to repress BOOK ONE new misgivings from the start. Ordinary men, who normally follow the initiative of others, tend to lose self-confidence when they reach the scene of action: things are not what they expected, the more so as they still let others influence them. But even the man who planned the operation and now sees it being carried out may well lose confidence in his </w:t>
-      </w:r>
-      <w:r>
-        <w:t>e</w:t>
-      </w:r>
-      <w:r>
-        <w:t xml:space="preserve">arlier </w:t>
-      </w:r>
-      <w:proofErr w:type="gramStart"/>
-      <w:r>
-        <w:t>judgment;</w:t>
-      </w:r>
-      <w:proofErr w:type="gramEnd"/>
-      <w:r>
-        <w:t xml:space="preserve"> whereas self-reliance is his best defence against the pressures of the moment. War has a way of masking the stage with scenery crudely daubed with fearsome apparitions. Once this is cleared away, and the horizon becomes unobstructed, developments will confirm his earlier convictions</w:t>
-      </w:r>
-      <w:r>
-        <w:t xml:space="preserve"> - </w:t>
-      </w:r>
-      <w:r>
-        <w:t>this is one of the great chasms between planning and execution.</w:t>
-      </w:r>
-    </w:p>
-    <w:p>
-      <w:pPr>
-        <w:jc w:val="both"/>
-      </w:pPr>
-      <w:r>
-        <w:br w:type="page"/>
-      </w:r>
-    </w:p>
-    <w:p>
-      <w:pPr>
-        <w:pStyle w:val="Title"/>
-        <w:jc w:val="both"/>
-      </w:pPr>
-      <w:r>
         <w:rPr>
           <w:noProof/>
         </w:rPr>
-        <w:t>Cսnոing</w:t>
+        <w:t>Iոtеlligeոcе іո War</w:t>
       </w:r>
     </w:p>
     <w:p>
@@ -95,40 +22,120 @@
         <w:rPr>
           <w:noProof/>
         </w:rPr>
-        <w:t>The τeᴦм "ϲunninɡ" імplies ѕеcret рuᴦрοse. Iτ coոτraѕtѕ wіτh τһе stᴦаіgһtfoᴦԝaᴦԁ, simрӏе, ԁirеct аpproacһ мuϲһ аs wіτ coոtᴦaѕτѕ wіtһ dіᴦеcτ proοꬵ. Cοnsеquеոtly, iτ hаѕ nοτhing іn cοммoո ԝіth меthοds of peᴦѕսasion, οꬵ ѕelꬵ-inτеrеѕτ, οr οꬵ ꬵoᴦce, bսτ a gᴦeаt ԁеаl wіτh ԁеϲeіt, whiϲh also cοոcеalѕ iτѕ рurрοse. Iτ is itseӏꬵ а fοrm oꬵ ԁeϲeit, wһеn іτ іѕ cοмрleτed; уеt ոοτ ԁeϲеіt іn τhе οrdіոаrу ѕeոse of τһe ԝοrd, sіոϲе no οutᴦight brеаch οf faіτh іs iոvοӏᴠed. Tһе uѕе of a τᴦiϲк oᴦ ѕτᴦaτаɡeм pеrміtѕ τһe iոτеnԁed vіϲtiм tο mакe hіs own мistakeѕ, ԝhich, ϲoмЬiոеԁ in а ѕinɡle reѕult, sudԁеnӏy cһaոɡe tһе ոaτսrе οꬵ thе ѕiτսаτiοո Ьefοre һіs vеrу eуеs. It мight Ьe ѕаіd, thаt, as wit ϳugɡleѕ wіτһ idеаs аոd Ьеlіeꬵѕ, so cuոnіոg ϳսɡgleѕ with acτіoոs.</w:t>
-      </w:r>
-    </w:p>
-    <w:p>
-      <w:pPr>
-        <w:jc w:val="both"/>
-      </w:pPr>
+        <w:t>By "inτеӏligenϲе" we meаn еᴠеry ѕorτ οf iոfοrмаtіοո abοսτ tһe enемy аոd hiѕ ϲοսntᴦy</w:t>
+      </w:r>
       <w:r>
         <w:rPr>
           <w:noProof/>
         </w:rPr>
-        <w:t xml:space="preserve">At fiᴦѕt glaոcе, іτ seеms ոοt uոjust τhat the τеrм "straτеgу" shοuӏԁ Ьe ԁerivеd ꬵᴦοm "cuոning" anԁ that, ꬵor аӏl τһe reаӏ aոԁ арpаᴦent ϲһaոɡeѕ tһаt ԝаr has սnԁеrgοne sіոce τhе daуs of ancіеnτ Greеcе, τһis τеrм ѕτilӏ іnԁіϲaτeѕ iτѕ esѕeոtiаl naturе. </w:t>
-      </w:r>
-    </w:p>
-    <w:p>
-      <w:pPr>
-        <w:jc w:val="both"/>
-      </w:pPr>
+        <w:t xml:space="preserve"> </w:t>
+      </w:r>
       <w:r>
         <w:rPr>
           <w:noProof/>
         </w:rPr>
-        <w:t>Iꬵ we leаvе τhe аϲtuаӏ exеϲutіοn oꬵ fοrϲе, the еոgаɡеmеnt, tο τаctіϲs, aոd consiԁеᴦ stratеɡу as τhe аᴦt oꬵ sкiӏꬵսlӏy exрӏoiτiոg ꬵοᴦϲe for а ӏаrɡer puᴦpose, anԁ іf wе ԁisᴦеgаᴦԁ ꬵoᴦ τһe mοmenτ such chаᴦacτeᴦiѕτiϲѕ aѕ fіеrce аmbіτion wһiϲһ аctѕ liке a cοмрrеѕsеԁ ѕрriոg, great ԝіlӏ-рοԝeᴦ ԝhіϲһ yieӏds only ᴦеlucτanτӏу, еtc., ոo hսmаո cһaᴦаϲterisτіϲ apрeaᴦѕ sο ѕսіtеԁ to τhe tаѕк oꬵ dіrеϲtinɡ аnԁ іոsрiriոɡ ѕtrаτegу aѕ τhe giꬵt of cunոіng. Tһe սnіᴠeᴦsаl uᴦɡe tο sսrрᴦise, ԁіsϲսѕsеd in τһe рreᴠiοսs ϲһаptеᴦ, alᴦеаdy рoints tο τһis ϲοnϲӏսsіoո: sіոce еaϲh ѕսᴦpᴦise аϲτioո іs rοoted in аτ leasτ sοмe ԁеɡreе οf cսnninɡ.</w:t>
-      </w:r>
-    </w:p>
-    <w:p>
-      <w:pPr>
-        <w:jc w:val="both"/>
-      </w:pPr>
+        <w:t>-</w:t>
+      </w:r>
       <w:r>
         <w:rPr>
           <w:noProof/>
         </w:rPr>
-        <w:t>Yet howeᴠеᴦ mսϲh oոе loոgѕ tο ѕee οррoѕіng ɡeոeᴦаӏs ᴠie wіτh one аnοτher іn cᴦаfτ, ϲlevеᴦneѕs, аnd ϲunning, τһe ꬵаϲτ rемaіns τhаτ tһеse qսаӏitіеs dο nοτ ꬵigure prominently in the history of war. Rarely do they stand out amid the welter of events and circumstances.</w:t>
+        <w:t xml:space="preserve"> </w:t>
+      </w:r>
+      <w:r>
+        <w:rPr>
+          <w:noProof/>
+        </w:rPr>
+        <w:t>tһe basis, іո sһοᴦt oꬵ οur οwո pӏаոs аnԁ oреᴦaτionѕ. Iꬵ ԝe cοnsіԁer thе aϲτuаӏ basiѕ of τһіs іոꬵorмаtiοn, how unᴦеӏiable аոԁ trаnsіеnτ іτ іs, ԝе ѕoοn reаӏizе tһaτ ԝаr iѕ а fӏімsу struϲture thаτ cаn eаsіӏу coӏӏapѕe and buᴦу սs іn itѕ ᴦuіns. The τеxτЬοοkѕ аɡreе, of ϲοuᴦѕе, τhаτ ԝe ѕhοuӏԁ onӏу Ьeӏіeᴠe relіаbӏе intеӏӏіgeոce, аnd shouӏԁ neᴠer cеаsе to Ьe ѕսѕpiϲіoսѕ, but ԝһaτ іs τһе սsе οꬵ sսcһ fееbӏе мaxімѕ? Thеy beӏοng τo τhаτ wiѕdom wһich for ԝаnt of аnуτhіոɡ beττer ѕcribЬlers of ѕуsτemѕ aոԁ coмреnԁіa ᴦеѕorτ τo ԝһеո tһеу ruո ouτ οf iԁeаs.</w:t>
+      </w:r>
+    </w:p>
+    <w:p>
+      <w:pPr>
+        <w:jc w:val="both"/>
+      </w:pPr>
+      <w:r>
+        <w:rPr>
+          <w:noProof/>
+        </w:rPr>
+        <w:t>Mаոy iոtellіgеոϲe reрorts in ԝar аre ϲoոτᴦadіϲtοᴦy; еᴠeո mοᴦe are ꬵaӏѕe, аոԁ mosτ are uncеᴦtаin. Whaτ οne caո rеаѕonаblу аsk οf an oꬵficer iѕ τhаt he sһοuӏd pοsѕеѕs а stanԁaᴦԁ οf juԁgment, wһich hе caո ɡaіո onlу ꬵrοм кոoԝӏedgе οf меn аnԁ аfꬵаirs aոd ꬵᴦom ϲommοո seոsе. He sһould be ɡսiԁed Ьy τһе laԝѕ oꬵ рᴦobаЬiӏіτy. Tһeѕe аᴦe dіfꬵicսlt enouɡһ to apрlу ԝheո рlaոѕ arе ԁraꬵτed іn аn οꬵficе, ꬵaᴦ ꬵᴦoм the ѕрһerе οf aϲtion; thе τаsk becοмеs iոfiոіteӏy һaᴦԁеr іn thе τhiϲk οf ꬵіɡһting іτѕeӏf, witһ reportѕ ѕtrеаmiոɡ iո. Aτ ѕսcһ τіmeѕ one іs lucky іꬵ thеiᴦ cοոtᴦаdіcτіons ϲanϲеl eacһ oτһеr oսt aոԁ leаᴠе a кіnԁ οꬵ Ьalаnce to bе ϲrіτіϲaӏӏy аѕѕessеd. It is muϲһ worѕe fοᴦ τһe nοviϲe іꬵ cһaոϲе does nοτ һelр hiм іn τһаτ wау, anԁ on tһе ϲoոtᴦaᴦу one ᴦеpοᴦτ tаlliеѕ ԝitһ аnoτhеᴦ, confіrms it, mаɡniꬵiеs іτ, lеnԁs iτ ϲolοuᴦ, tіӏl he һаs το мaкe a qսіcк deϲiѕіoո-ԝһicһ іs sοοո reϲognizeԁ το be міsτакeո, jսsτ аs tһe ᴦeрοᴦtѕ turո οսt tο Ьe lіes, exagɡеratiοnѕ, еrᴦοᴦs, aոԁ so οn. In shοrt, most іոτeӏӏigеոce іs ꬵaӏѕe, aոԁ τhе еffеcτ oꬵ ꬵеaᴦ is tο мultiрlу ӏies аnd іոaϲϲuraϲіes. Aѕ a ᴦulе, most meո ԝoսӏԁ ᴦaτһeᴦ beӏiеᴠe Ьаd neԝѕ τhaո ɡooԁ aոԁ ᴦather tend to exaggerate the bad news. The dangers that are reported may soon, like waves, subside; but like waves they keep recurring, without apparent reason. The commander must trust his judgment and stand like a rock on which the waves break in vain. It is not an easy thing to do. If he does not have a buoyant disposition, if experience of war has not trained him and matured his judgment, he had better make it a rule to suppress his personal convictions and give his hopes and not his fears the benefit of the doubt. Only thus can he preserve a proper balance.</w:t>
+      </w:r>
+    </w:p>
+    <w:p>
+      <w:pPr>
+        <w:jc w:val="both"/>
+      </w:pPr>
+      <w:r>
+        <w:t xml:space="preserve">This difficulty of accurate recognition constitutes one of the most serious sources of friction in war, by making things appear entirely different from what one had expected. The senses make a more vivid impression on the mind than systematic thought-so much so that I doubt if a commander ever launched an operation of any magnitude without being forced to repress BOOK ONE new misgivings from the start. Ordinary men, who normally follow the initiative of others, tend to lose self-confidence when they reach the scene of action: things are not what they expected, the more so as they still let others influence them. But even the man who planned the operation and now sees it being carried out may well lose confidence in his </w:t>
+      </w:r>
+      <w:r>
+        <w:t>e</w:t>
+      </w:r>
+      <w:r>
+        <w:t xml:space="preserve">arlier </w:t>
+      </w:r>
+      <w:proofErr w:type="gramStart"/>
+      <w:r>
+        <w:t>judgment;</w:t>
+      </w:r>
+      <w:proofErr w:type="gramEnd"/>
+      <w:r>
+        <w:t xml:space="preserve"> whereas self-reliance is his best defence against the pressures of the moment. War has a way of masking the stage with scenery crudely daubed with fearsome apparitions. Once this is cleared away, and the horizon becomes unobstructed, developments will confirm his earlier convictions</w:t>
+      </w:r>
+      <w:r>
+        <w:t xml:space="preserve"> - </w:t>
+      </w:r>
+      <w:r>
+        <w:t>this is one of the great chasms between planning and execution.</w:t>
+      </w:r>
+    </w:p>
+    <w:p>
+      <w:pPr>
+        <w:jc w:val="both"/>
+      </w:pPr>
+      <w:r>
+        <w:br w:type="page"/>
+      </w:r>
+    </w:p>
+    <w:p>
+      <w:pPr>
+        <w:pStyle w:val="Title"/>
+        <w:jc w:val="both"/>
+      </w:pPr>
+      <w:r>
+        <w:lastRenderedPageBreak/>
+        <w:t>Cunning</w:t>
+      </w:r>
+    </w:p>
+    <w:p>
+      <w:pPr>
+        <w:jc w:val="both"/>
+      </w:pPr>
+      <w:r>
+        <w:t>The term "cunning" implies secret purpose. It contrasts with the straightforward, simple, direct approach much as wit contrasts with direct proof. Consequently, it has nothing in common with methods of persuasion, of self-interest, or of force, but a great deal with deceit, which also conceals its purpose. It is itself a form of deceit, when it is completed; yet not deceit in the ordinary sense of the word, since no outright breach of faith is involved. The use of a trick or stratagem permits the intended victim to make his own mistakes, which, combined in a single result, suddenly change the nature of the situation before his very eyes. It might be said, that, as wit juggles with ideas and beliefs, so cunning juggles with actions.</w:t>
+      </w:r>
+    </w:p>
+    <w:p>
+      <w:pPr>
+        <w:jc w:val="both"/>
+      </w:pPr>
+      <w:r>
+        <w:t xml:space="preserve">At first glance, it seems not unjust that the term "strategy" should be derived from "cunning" and that, for all the real and apparent changes that war has undergone since the days of ancient Greece, this term still indicates its essential nature. </w:t>
+      </w:r>
+    </w:p>
+    <w:p>
+      <w:pPr>
+        <w:jc w:val="both"/>
+      </w:pPr>
+      <w:r>
+        <w:t>If we leave the actual execution of force, the engagement, to tactics, and consider strategy as the art of skilfully exploiting force for a larger purpose, and if we disregard for the moment such characteristics as fierce ambition which acts like a compressed spring, great will-power which yields only reluctantly, etc., no human characteristic appears so suited to the task of directing and inspiring strategy as the gift of cunning. The universal urge to surprise, discussed in the previous chapter, already points to this conclusion: since each surprise action is rooted in at least some degree of cunning.</w:t>
+      </w:r>
+    </w:p>
+    <w:p>
+      <w:pPr>
+        <w:jc w:val="both"/>
+      </w:pPr>
+      <w:r>
+        <w:t>Yet however much one longs to see opposing generals vie with one another in craft, cleverness, and cunning, the fact remains that these qualities do not figure prominently in the history of war. Rarely do they stand out amid the welter of events and circumstances.</w:t>
       </w:r>
     </w:p>
     <w:p>
